--- a/24917032.docx
+++ b/24917032.docx
@@ -4,514 +4,384 @@
   <w:body>
     <w:p>
       <w:pPr>
-        <w:spacing w:before="63" w:line="396" w:lineRule="auto"/>
-        <w:ind w:left="709" w:right="946"/>
         <w:jc w:val="center"/>
         <w:rPr>
           <w:rFonts w:ascii="Times New Roman" w:hAnsi="Times New Roman" w:cs="Times New Roman"/>
           <w:b/>
+          <w:bCs/>
           <w:sz w:val="24"/>
+          <w:szCs w:val="24"/>
         </w:rPr>
       </w:pPr>
       <w:r>
         <w:rPr>
           <w:rFonts w:ascii="Times New Roman" w:hAnsi="Times New Roman" w:cs="Times New Roman"/>
           <w:b/>
+          <w:bCs/>
           <w:sz w:val="24"/>
-        </w:rPr>
-        <w:t>LAPORAN</w:t>
-      </w:r>
-      <w:r>
-        <w:rPr>
-          <w:rFonts w:ascii="Times New Roman" w:hAnsi="Times New Roman" w:cs="Times New Roman"/>
-          <w:b/>
-          <w:spacing w:val="-15"/>
-          <w:sz w:val="24"/>
-        </w:rPr>
-        <w:t xml:space="preserve"> </w:t>
-      </w:r>
-      <w:r>
-        <w:rPr>
-          <w:rFonts w:ascii="Times New Roman" w:hAnsi="Times New Roman" w:cs="Times New Roman"/>
-          <w:b/>
-          <w:sz w:val="24"/>
-        </w:rPr>
-        <w:t>PRO</w:t>
-      </w:r>
-      <w:r>
-        <w:rPr>
-          <w:rFonts w:ascii="Times New Roman" w:hAnsi="Times New Roman" w:cs="Times New Roman"/>
-          <w:b/>
-          <w:sz w:val="24"/>
-        </w:rPr>
-        <w:t xml:space="preserve">YEK BESAR </w:t>
-      </w:r>
-      <w:r>
-        <w:rPr>
-          <w:rFonts w:ascii="Times New Roman" w:hAnsi="Times New Roman" w:cs="Times New Roman"/>
-          <w:b/>
-          <w:sz w:val="24"/>
-        </w:rPr>
-        <w:t>CAUSAL</w:t>
-      </w:r>
-      <w:r>
-        <w:rPr>
-          <w:rFonts w:ascii="Times New Roman" w:hAnsi="Times New Roman" w:cs="Times New Roman"/>
-          <w:b/>
-          <w:sz w:val="24"/>
-        </w:rPr>
-        <w:t xml:space="preserve"> </w:t>
-      </w:r>
-      <w:r>
-        <w:rPr>
-          <w:rFonts w:ascii="Times New Roman" w:hAnsi="Times New Roman" w:cs="Times New Roman"/>
-          <w:b/>
-          <w:sz w:val="24"/>
-        </w:rPr>
-        <w:t>MODELING</w:t>
+          <w:szCs w:val="24"/>
+        </w:rPr>
+        <w:t>LAPORAN PROYEK BESAR CAUSAL MODELING</w:t>
       </w:r>
     </w:p>
     <w:p>
       <w:pPr>
-        <w:spacing w:before="63" w:line="396" w:lineRule="auto"/>
-        <w:ind w:left="1701" w:right="1938"/>
         <w:jc w:val="center"/>
         <w:rPr>
           <w:rFonts w:ascii="Times New Roman" w:hAnsi="Times New Roman" w:cs="Times New Roman"/>
           <w:b/>
+          <w:bCs/>
           <w:sz w:val="24"/>
+          <w:szCs w:val="24"/>
         </w:rPr>
       </w:pPr>
       <w:r>
         <w:rPr>
           <w:rFonts w:ascii="Times New Roman" w:hAnsi="Times New Roman" w:cs="Times New Roman"/>
           <w:b/>
+          <w:bCs/>
           <w:sz w:val="24"/>
-        </w:rPr>
-        <w:t xml:space="preserve">ANALISIS KAUSAL TERHADAP </w:t>
+          <w:szCs w:val="24"/>
+        </w:rPr>
+        <w:t>ANALISIS KAUSAL</w:t>
       </w:r>
       <w:r>
         <w:rPr>
           <w:rFonts w:ascii="Times New Roman" w:hAnsi="Times New Roman" w:cs="Times New Roman"/>
           <w:b/>
+          <w:bCs/>
           <w:sz w:val="24"/>
-        </w:rPr>
-        <w:t>KEPUTUSAN PENJUAL DALAM PARTISIPASI PROMOSI PADA HARI LIBUR</w:t>
+          <w:szCs w:val="24"/>
+        </w:rPr>
+        <w:t xml:space="preserve"> </w:t>
+      </w:r>
+      <w:r>
+        <w:rPr>
+          <w:rFonts w:ascii="Times New Roman" w:hAnsi="Times New Roman" w:cs="Times New Roman"/>
+          <w:b/>
+          <w:bCs/>
+          <w:sz w:val="24"/>
+          <w:szCs w:val="24"/>
+        </w:rPr>
+        <w:t>TERHADAP KEPUTUSAN PENJUAL DALAM PARTISIPASI PROMOSI PADA HARI LIBUR</w:t>
       </w:r>
     </w:p>
     <w:p>
       <w:pPr>
-        <w:pStyle w:val="BodyText"/>
-        <w:rPr>
+        <w:jc w:val="center"/>
+        <w:rPr>
+          <w:rFonts w:ascii="Times New Roman" w:hAnsi="Times New Roman" w:cs="Times New Roman"/>
           <w:b/>
-          <w:sz w:val="20"/>
+          <w:bCs/>
+          <w:sz w:val="24"/>
+          <w:szCs w:val="24"/>
         </w:rPr>
       </w:pPr>
-    </w:p>
-    <w:p>
-      <w:pPr>
-        <w:pStyle w:val="BodyText"/>
-        <w:spacing w:before="159"/>
-        <w:rPr>
-          <w:b/>
-          <w:sz w:val="20"/>
-        </w:rPr>
-      </w:pPr>
-      <w:r>
-        <w:rPr>
-          <w:b/>
+      <w:r>
+        <w:rPr>
           <w:noProof/>
-          <w:sz w:val="20"/>
         </w:rPr>
         <w:drawing>
-          <wp:anchor distT="0" distB="0" distL="0" distR="0" simplePos="0" relativeHeight="251659264" behindDoc="1" locked="0" layoutInCell="1" allowOverlap="1" wp14:anchorId="4112E6DE" wp14:editId="0D2FBB8D">
-            <wp:simplePos x="0" y="0"/>
-            <wp:positionH relativeFrom="page">
-              <wp:posOffset>2480291</wp:posOffset>
-            </wp:positionH>
-            <wp:positionV relativeFrom="paragraph">
-              <wp:posOffset>262534</wp:posOffset>
-            </wp:positionV>
-            <wp:extent cx="2575581" cy="3307079"/>
+          <wp:inline distT="0" distB="0" distL="0" distR="0" wp14:anchorId="5F850F69" wp14:editId="44D6A701">
+            <wp:extent cx="4321713" cy="5157788"/>
             <wp:effectExtent l="0" t="0" r="0" b="0"/>
-            <wp:wrapTopAndBottom/>
-            <wp:docPr id="1" name="Image 1"/>
+            <wp:docPr id="786396904" name="Picture 2"/>
             <wp:cNvGraphicFramePr>
-              <a:graphicFrameLocks xmlns:a="http://schemas.openxmlformats.org/drawingml/2006/main"/>
+              <a:graphicFrameLocks xmlns:a="http://schemas.openxmlformats.org/drawingml/2006/main" noChangeAspect="1"/>
             </wp:cNvGraphicFramePr>
             <a:graphic xmlns:a="http://schemas.openxmlformats.org/drawingml/2006/main">
               <a:graphicData uri="http://schemas.openxmlformats.org/drawingml/2006/picture">
                 <pic:pic xmlns:pic="http://schemas.openxmlformats.org/drawingml/2006/picture">
                   <pic:nvPicPr>
-                    <pic:cNvPr id="1" name="Image 1"/>
-                    <pic:cNvPicPr/>
+                    <pic:cNvPr id="0" name="Picture 3"/>
+                    <pic:cNvPicPr>
+                      <a:picLocks noChangeAspect="1" noChangeArrowheads="1"/>
+                    </pic:cNvPicPr>
                   </pic:nvPicPr>
                   <pic:blipFill>
-                    <a:blip r:embed="rId5" cstate="print"/>
+                    <a:blip r:embed="rId5" cstate="print">
+                      <a:extLst>
+                        <a:ext uri="{28A0092B-C50C-407E-A947-70E740481C1C}">
+                          <a14:useLocalDpi xmlns:a14="http://schemas.microsoft.com/office/drawing/2010/main" val="0"/>
+                        </a:ext>
+                      </a:extLst>
+                    </a:blip>
+                    <a:srcRect/>
                     <a:stretch>
                       <a:fillRect/>
                     </a:stretch>
                   </pic:blipFill>
-                  <pic:spPr>
+                  <pic:spPr bwMode="auto">
                     <a:xfrm>
                       <a:off x="0" y="0"/>
-                      <a:ext cx="2575581" cy="3307079"/>
+                      <a:ext cx="4330252" cy="5167979"/>
                     </a:xfrm>
                     <a:prstGeom prst="rect">
                       <a:avLst/>
                     </a:prstGeom>
+                    <a:noFill/>
+                    <a:ln>
+                      <a:noFill/>
+                    </a:ln>
                   </pic:spPr>
                 </pic:pic>
               </a:graphicData>
             </a:graphic>
-          </wp:anchor>
+          </wp:inline>
         </w:drawing>
       </w:r>
     </w:p>
     <w:p>
       <w:pPr>
-        <w:pStyle w:val="BodyText"/>
-        <w:rPr>
+        <w:jc w:val="center"/>
+        <w:rPr>
+          <w:rFonts w:ascii="Times New Roman" w:hAnsi="Times New Roman" w:cs="Times New Roman"/>
           <w:b/>
+          <w:bCs/>
           <w:sz w:val="24"/>
+          <w:szCs w:val="24"/>
+        </w:rPr>
+      </w:pPr>
+      <w:proofErr w:type="gramStart"/>
+      <w:r>
+        <w:rPr>
+          <w:rFonts w:ascii="Times New Roman" w:hAnsi="Times New Roman" w:cs="Times New Roman"/>
+          <w:b/>
+          <w:bCs/>
+          <w:sz w:val="24"/>
+          <w:szCs w:val="24"/>
+        </w:rPr>
+        <w:t>Nama :</w:t>
+      </w:r>
+      <w:proofErr w:type="gramEnd"/>
+      <w:r>
+        <w:rPr>
+          <w:rFonts w:ascii="Times New Roman" w:hAnsi="Times New Roman" w:cs="Times New Roman"/>
+          <w:b/>
+          <w:bCs/>
+          <w:sz w:val="24"/>
+          <w:szCs w:val="24"/>
+        </w:rPr>
+        <w:t xml:space="preserve"> Azriel </w:t>
+      </w:r>
+      <w:proofErr w:type="spellStart"/>
+      <w:r>
+        <w:rPr>
+          <w:rFonts w:ascii="Times New Roman" w:hAnsi="Times New Roman" w:cs="Times New Roman"/>
+          <w:b/>
+          <w:bCs/>
+          <w:sz w:val="24"/>
+          <w:szCs w:val="24"/>
+        </w:rPr>
+        <w:t>Dzaki</w:t>
+      </w:r>
+      <w:proofErr w:type="spellEnd"/>
+      <w:r>
+        <w:rPr>
+          <w:rFonts w:ascii="Times New Roman" w:hAnsi="Times New Roman" w:cs="Times New Roman"/>
+          <w:b/>
+          <w:bCs/>
+          <w:sz w:val="24"/>
+          <w:szCs w:val="24"/>
+        </w:rPr>
+        <w:t xml:space="preserve"> Ravideva</w:t>
+      </w:r>
+    </w:p>
+    <w:p>
+      <w:pPr>
+        <w:jc w:val="center"/>
+        <w:rPr>
+          <w:rFonts w:ascii="Times New Roman" w:hAnsi="Times New Roman" w:cs="Times New Roman"/>
+          <w:b/>
+          <w:bCs/>
+          <w:sz w:val="24"/>
+          <w:szCs w:val="24"/>
+        </w:rPr>
+      </w:pPr>
+      <w:proofErr w:type="gramStart"/>
+      <w:r>
+        <w:rPr>
+          <w:rFonts w:ascii="Times New Roman" w:hAnsi="Times New Roman" w:cs="Times New Roman"/>
+          <w:b/>
+          <w:bCs/>
+          <w:sz w:val="24"/>
+          <w:szCs w:val="24"/>
+        </w:rPr>
+        <w:t>NIM :</w:t>
+      </w:r>
+      <w:proofErr w:type="gramEnd"/>
+      <w:r>
+        <w:rPr>
+          <w:rFonts w:ascii="Times New Roman" w:hAnsi="Times New Roman" w:cs="Times New Roman"/>
+          <w:b/>
+          <w:bCs/>
+          <w:sz w:val="24"/>
+          <w:szCs w:val="24"/>
+        </w:rPr>
+        <w:t xml:space="preserve"> 24917032</w:t>
+      </w:r>
+    </w:p>
+    <w:p>
+      <w:pPr>
+        <w:jc w:val="center"/>
+        <w:rPr>
+          <w:rFonts w:ascii="Times New Roman" w:hAnsi="Times New Roman" w:cs="Times New Roman"/>
+          <w:b/>
+          <w:bCs/>
+          <w:sz w:val="24"/>
+          <w:szCs w:val="24"/>
         </w:rPr>
       </w:pPr>
     </w:p>
     <w:p>
       <w:pPr>
-        <w:pStyle w:val="BodyText"/>
-        <w:rPr>
+        <w:jc w:val="center"/>
+        <w:rPr>
+          <w:rFonts w:ascii="Times New Roman" w:hAnsi="Times New Roman" w:cs="Times New Roman"/>
           <w:b/>
+          <w:bCs/>
           <w:sz w:val="24"/>
+          <w:szCs w:val="24"/>
         </w:rPr>
       </w:pPr>
     </w:p>
     <w:p>
       <w:pPr>
-        <w:pStyle w:val="BodyText"/>
-        <w:rPr>
+        <w:jc w:val="center"/>
+        <w:rPr>
+          <w:rFonts w:ascii="Times New Roman" w:hAnsi="Times New Roman" w:cs="Times New Roman"/>
           <w:b/>
+          <w:bCs/>
           <w:sz w:val="24"/>
+          <w:szCs w:val="24"/>
+        </w:rPr>
+      </w:pPr>
+      <w:r>
+        <w:rPr>
+          <w:rFonts w:ascii="Times New Roman" w:hAnsi="Times New Roman" w:cs="Times New Roman"/>
+          <w:b/>
+          <w:bCs/>
+          <w:sz w:val="24"/>
+          <w:szCs w:val="24"/>
+        </w:rPr>
+        <w:t>PROGRAM STUDI INFORMATIKA</w:t>
+      </w:r>
+    </w:p>
+    <w:p>
+      <w:pPr>
+        <w:jc w:val="center"/>
+        <w:rPr>
+          <w:rFonts w:ascii="Times New Roman" w:hAnsi="Times New Roman" w:cs="Times New Roman"/>
+          <w:b/>
+          <w:bCs/>
+          <w:sz w:val="24"/>
+          <w:szCs w:val="24"/>
+        </w:rPr>
+      </w:pPr>
+      <w:r>
+        <w:rPr>
+          <w:rFonts w:ascii="Times New Roman" w:hAnsi="Times New Roman" w:cs="Times New Roman"/>
+          <w:b/>
+          <w:bCs/>
+          <w:sz w:val="24"/>
+          <w:szCs w:val="24"/>
+        </w:rPr>
+        <w:t>PROGRAM MAGISTER FAKULTAS TEKNOLOGI INDUSTRI</w:t>
+      </w:r>
+    </w:p>
+    <w:p>
+      <w:pPr>
+        <w:jc w:val="center"/>
+        <w:rPr>
+          <w:rFonts w:ascii="Times New Roman" w:hAnsi="Times New Roman" w:cs="Times New Roman"/>
+          <w:b/>
+          <w:bCs/>
+          <w:sz w:val="24"/>
+          <w:szCs w:val="24"/>
+        </w:rPr>
+      </w:pPr>
+      <w:r>
+        <w:rPr>
+          <w:rFonts w:ascii="Times New Roman" w:hAnsi="Times New Roman" w:cs="Times New Roman"/>
+          <w:b/>
+          <w:bCs/>
+          <w:sz w:val="24"/>
+          <w:szCs w:val="24"/>
+        </w:rPr>
+        <w:t>UNIVERSITAS ISLAM INDONESIA</w:t>
+      </w:r>
+    </w:p>
+    <w:p>
+      <w:pPr>
+        <w:jc w:val="center"/>
+        <w:rPr>
+          <w:rFonts w:ascii="Times New Roman" w:hAnsi="Times New Roman" w:cs="Times New Roman"/>
+          <w:b/>
+          <w:bCs/>
+          <w:sz w:val="24"/>
+          <w:szCs w:val="24"/>
+        </w:rPr>
+      </w:pPr>
+      <w:r>
+        <w:rPr>
+          <w:rFonts w:ascii="Times New Roman" w:hAnsi="Times New Roman" w:cs="Times New Roman"/>
+          <w:b/>
+          <w:bCs/>
+          <w:sz w:val="24"/>
+          <w:szCs w:val="24"/>
+        </w:rPr>
+        <w:t>2026</w:t>
+      </w:r>
+    </w:p>
+    <w:p>
+      <w:pPr>
+        <w:jc w:val="center"/>
+        <w:rPr>
+          <w:rFonts w:ascii="Times New Roman" w:hAnsi="Times New Roman" w:cs="Times New Roman"/>
+          <w:b/>
+          <w:bCs/>
+          <w:sz w:val="24"/>
+          <w:szCs w:val="24"/>
         </w:rPr>
       </w:pPr>
     </w:p>
     <w:p>
       <w:pPr>
-        <w:pStyle w:val="BodyText"/>
-        <w:spacing w:before="65"/>
-        <w:rPr>
+        <w:jc w:val="center"/>
+        <w:rPr>
+          <w:rFonts w:ascii="Times New Roman" w:hAnsi="Times New Roman" w:cs="Times New Roman"/>
           <w:b/>
+          <w:bCs/>
           <w:sz w:val="24"/>
+          <w:szCs w:val="24"/>
         </w:rPr>
       </w:pPr>
     </w:p>
     <w:p>
       <w:pPr>
-        <w:spacing w:line="398" w:lineRule="auto"/>
-        <w:ind w:left="2633" w:right="3073"/>
-        <w:jc w:val="center"/>
-        <w:rPr>
-          <w:rFonts w:ascii="Times New Roman" w:hAnsi="Times New Roman" w:cs="Times New Roman"/>
-          <w:b/>
-          <w:sz w:val="24"/>
-        </w:rPr>
-      </w:pPr>
-      <w:r>
-        <w:rPr>
-          <w:rFonts w:ascii="Times New Roman" w:hAnsi="Times New Roman" w:cs="Times New Roman"/>
-          <w:b/>
-          <w:sz w:val="24"/>
-        </w:rPr>
-        <w:t>Nama</w:t>
-      </w:r>
-      <w:r>
-        <w:rPr>
-          <w:rFonts w:ascii="Times New Roman" w:hAnsi="Times New Roman" w:cs="Times New Roman"/>
-          <w:b/>
-          <w:spacing w:val="-9"/>
-          <w:sz w:val="24"/>
-        </w:rPr>
-        <w:t xml:space="preserve"> </w:t>
-      </w:r>
-      <w:r>
-        <w:rPr>
-          <w:rFonts w:ascii="Times New Roman" w:hAnsi="Times New Roman" w:cs="Times New Roman"/>
-          <w:b/>
-          <w:sz w:val="24"/>
-        </w:rPr>
-        <w:t>:</w:t>
-      </w:r>
-      <w:r>
-        <w:rPr>
-          <w:rFonts w:ascii="Times New Roman" w:hAnsi="Times New Roman" w:cs="Times New Roman"/>
-          <w:b/>
-          <w:spacing w:val="-11"/>
-          <w:sz w:val="24"/>
-        </w:rPr>
-        <w:t xml:space="preserve"> </w:t>
-      </w:r>
-      <w:r>
-        <w:rPr>
-          <w:rFonts w:ascii="Times New Roman" w:hAnsi="Times New Roman" w:cs="Times New Roman"/>
-          <w:b/>
-          <w:sz w:val="24"/>
-        </w:rPr>
-        <w:t xml:space="preserve">Azriel </w:t>
-      </w:r>
-      <w:proofErr w:type="spellStart"/>
-      <w:r>
-        <w:rPr>
-          <w:rFonts w:ascii="Times New Roman" w:hAnsi="Times New Roman" w:cs="Times New Roman"/>
-          <w:b/>
-          <w:sz w:val="24"/>
-        </w:rPr>
-        <w:t>Dzaki</w:t>
-      </w:r>
-      <w:proofErr w:type="spellEnd"/>
-      <w:r>
-        <w:rPr>
-          <w:rFonts w:ascii="Times New Roman" w:hAnsi="Times New Roman" w:cs="Times New Roman"/>
-          <w:b/>
-          <w:sz w:val="24"/>
-        </w:rPr>
-        <w:t xml:space="preserve"> Ravideva</w:t>
-      </w:r>
-    </w:p>
-    <w:p>
-      <w:pPr>
-        <w:spacing w:line="398" w:lineRule="auto"/>
-        <w:ind w:left="2633" w:right="3073"/>
-        <w:jc w:val="center"/>
-        <w:rPr>
-          <w:rFonts w:ascii="Times New Roman" w:hAnsi="Times New Roman" w:cs="Times New Roman"/>
-          <w:b/>
-          <w:sz w:val="24"/>
-        </w:rPr>
-      </w:pPr>
-      <w:r>
-        <w:rPr>
-          <w:rFonts w:ascii="Times New Roman" w:hAnsi="Times New Roman" w:cs="Times New Roman"/>
-          <w:b/>
-          <w:sz w:val="24"/>
-        </w:rPr>
-        <w:t>NIM : 2</w:t>
-      </w:r>
-      <w:r>
-        <w:rPr>
-          <w:rFonts w:ascii="Times New Roman" w:hAnsi="Times New Roman" w:cs="Times New Roman"/>
-          <w:b/>
-          <w:sz w:val="24"/>
-        </w:rPr>
-        <w:t>4917032</w:t>
-      </w:r>
-    </w:p>
-    <w:p>
-      <w:pPr>
-        <w:pStyle w:val="BodyText"/>
-        <w:rPr>
-          <w:b/>
-          <w:sz w:val="24"/>
-        </w:rPr>
-      </w:pPr>
-    </w:p>
-    <w:p>
-      <w:pPr>
-        <w:pStyle w:val="BodyText"/>
-        <w:rPr>
-          <w:b/>
-          <w:sz w:val="24"/>
-        </w:rPr>
-      </w:pPr>
-    </w:p>
-    <w:p>
-      <w:pPr>
-        <w:pStyle w:val="BodyText"/>
-        <w:spacing w:before="88"/>
-        <w:rPr>
-          <w:b/>
-          <w:sz w:val="24"/>
-        </w:rPr>
-      </w:pPr>
-    </w:p>
-    <w:p>
-      <w:pPr>
-        <w:spacing w:line="398" w:lineRule="auto"/>
-        <w:ind w:left="2205" w:right="1025" w:hanging="1254"/>
-        <w:jc w:val="center"/>
-        <w:rPr>
-          <w:rFonts w:ascii="Times New Roman" w:hAnsi="Times New Roman" w:cs="Times New Roman"/>
-          <w:b/>
-          <w:sz w:val="24"/>
-        </w:rPr>
-      </w:pPr>
-      <w:r>
-        <w:rPr>
-          <w:rFonts w:ascii="Times New Roman" w:hAnsi="Times New Roman" w:cs="Times New Roman"/>
-          <w:b/>
-          <w:sz w:val="24"/>
-        </w:rPr>
-        <w:t>PROGRAM</w:t>
-      </w:r>
-      <w:r>
-        <w:rPr>
-          <w:rFonts w:ascii="Times New Roman" w:hAnsi="Times New Roman" w:cs="Times New Roman"/>
-          <w:b/>
-          <w:spacing w:val="-10"/>
-          <w:sz w:val="24"/>
-        </w:rPr>
-        <w:t xml:space="preserve"> </w:t>
-      </w:r>
-      <w:r>
-        <w:rPr>
-          <w:rFonts w:ascii="Times New Roman" w:hAnsi="Times New Roman" w:cs="Times New Roman"/>
-          <w:b/>
-          <w:sz w:val="24"/>
-        </w:rPr>
-        <w:t>STUDI</w:t>
-      </w:r>
-      <w:r>
-        <w:rPr>
-          <w:rFonts w:ascii="Times New Roman" w:hAnsi="Times New Roman" w:cs="Times New Roman"/>
-          <w:b/>
-          <w:spacing w:val="-9"/>
-          <w:sz w:val="24"/>
-        </w:rPr>
-        <w:t xml:space="preserve"> </w:t>
-      </w:r>
-      <w:r>
-        <w:rPr>
-          <w:rFonts w:ascii="Times New Roman" w:hAnsi="Times New Roman" w:cs="Times New Roman"/>
-          <w:b/>
-          <w:sz w:val="24"/>
-        </w:rPr>
-        <w:t>INFORMATIKA</w:t>
-      </w:r>
-      <w:r>
-        <w:rPr>
-          <w:rFonts w:ascii="Times New Roman" w:hAnsi="Times New Roman" w:cs="Times New Roman"/>
-          <w:b/>
-          <w:spacing w:val="-10"/>
-          <w:sz w:val="24"/>
-        </w:rPr>
-        <w:t xml:space="preserve"> </w:t>
-      </w:r>
-      <w:r>
-        <w:rPr>
-          <w:rFonts w:ascii="Times New Roman" w:hAnsi="Times New Roman" w:cs="Times New Roman"/>
-          <w:b/>
-          <w:sz w:val="24"/>
-        </w:rPr>
-        <w:t>PROGRAM</w:t>
-      </w:r>
-      <w:r>
-        <w:rPr>
-          <w:rFonts w:ascii="Times New Roman" w:hAnsi="Times New Roman" w:cs="Times New Roman"/>
-          <w:b/>
-          <w:spacing w:val="-8"/>
-          <w:sz w:val="24"/>
-        </w:rPr>
-        <w:t xml:space="preserve"> </w:t>
-      </w:r>
-      <w:r>
-        <w:rPr>
-          <w:rFonts w:ascii="Times New Roman" w:hAnsi="Times New Roman" w:cs="Times New Roman"/>
-          <w:b/>
-          <w:sz w:val="24"/>
-        </w:rPr>
-        <w:t>MAGISTER</w:t>
-      </w:r>
-    </w:p>
-    <w:p>
-      <w:pPr>
-        <w:spacing w:line="398" w:lineRule="auto"/>
-        <w:ind w:left="851" w:right="-330" w:hanging="1254"/>
-        <w:jc w:val="center"/>
-        <w:rPr>
-          <w:rFonts w:ascii="Times New Roman" w:hAnsi="Times New Roman" w:cs="Times New Roman"/>
-          <w:b/>
-          <w:sz w:val="24"/>
-        </w:rPr>
-      </w:pPr>
-      <w:r>
-        <w:rPr>
-          <w:rFonts w:ascii="Times New Roman" w:hAnsi="Times New Roman" w:cs="Times New Roman"/>
-          <w:b/>
-          <w:sz w:val="24"/>
-        </w:rPr>
-        <w:t>F</w:t>
-      </w:r>
-      <w:r>
-        <w:rPr>
-          <w:rFonts w:ascii="Times New Roman" w:hAnsi="Times New Roman" w:cs="Times New Roman"/>
-          <w:b/>
-          <w:sz w:val="24"/>
-        </w:rPr>
-        <w:t>AKULTAS TEKNOLOGI INDUSTRI</w:t>
-      </w:r>
-    </w:p>
-    <w:p>
-      <w:pPr>
-        <w:spacing w:line="398" w:lineRule="auto"/>
-        <w:ind w:left="851" w:right="-330" w:hanging="1254"/>
-        <w:jc w:val="center"/>
-        <w:rPr>
-          <w:rFonts w:ascii="Times New Roman" w:hAnsi="Times New Roman" w:cs="Times New Roman"/>
-          <w:b/>
-          <w:sz w:val="24"/>
-        </w:rPr>
-      </w:pPr>
-      <w:r>
-        <w:rPr>
-          <w:rFonts w:ascii="Times New Roman" w:hAnsi="Times New Roman" w:cs="Times New Roman"/>
-          <w:b/>
-          <w:sz w:val="24"/>
-        </w:rPr>
-        <w:t>UNIVERSITAS ISLAM INDONESIA</w:t>
-      </w:r>
-    </w:p>
-    <w:p>
-      <w:pPr>
         <w:rPr>
           <w:rFonts w:ascii="Times New Roman" w:hAnsi="Times New Roman" w:cs="Times New Roman"/>
           <w:b/>
           <w:bCs/>
         </w:rPr>
       </w:pPr>
-    </w:p>
-    <w:p>
-      <w:pPr>
+      <w:r>
         <w:rPr>
           <w:rFonts w:ascii="Times New Roman" w:hAnsi="Times New Roman" w:cs="Times New Roman"/>
           <w:b/>
           <w:bCs/>
         </w:rPr>
-      </w:pPr>
-    </w:p>
-    <w:p>
-      <w:pPr>
+        <w:lastRenderedPageBreak/>
+        <w:t>1. R</w:t>
+      </w:r>
+      <w:proofErr w:type="spellStart"/>
+      <w:r>
         <w:rPr>
           <w:rFonts w:ascii="Times New Roman" w:hAnsi="Times New Roman" w:cs="Times New Roman"/>
           <w:b/>
           <w:bCs/>
         </w:rPr>
-      </w:pPr>
-      <w:r>
-        <w:rPr>
-          <w:rFonts w:ascii="Times New Roman" w:hAnsi="Times New Roman" w:cs="Times New Roman"/>
-          <w:b/>
-          <w:bCs/>
-        </w:rPr>
-        <w:lastRenderedPageBreak/>
-        <w:t xml:space="preserve">1. </w:t>
-      </w:r>
-      <w:proofErr w:type="spellStart"/>
-      <w:r>
-        <w:rPr>
-          <w:rFonts w:ascii="Times New Roman" w:hAnsi="Times New Roman" w:cs="Times New Roman"/>
-          <w:b/>
-          <w:bCs/>
-        </w:rPr>
-        <w:t>Ringkasan</w:t>
+        <w:t>ingkasan</w:t>
       </w:r>
       <w:proofErr w:type="spellEnd"/>
       <w:r>
@@ -10682,7 +10552,21 @@
         <w:rPr>
           <w:rFonts w:ascii="Times New Roman" w:hAnsi="Times New Roman" w:cs="Times New Roman"/>
         </w:rPr>
-        <w:t xml:space="preserve"> 54 unit yang </w:t>
+        <w:t xml:space="preserve"> </w:t>
+      </w:r>
+      <w:proofErr w:type="gramStart"/>
+      <w:r>
+        <w:rPr>
+          <w:rFonts w:ascii="Times New Roman" w:hAnsi="Times New Roman" w:cs="Times New Roman"/>
+        </w:rPr>
+        <w:t>54 unit</w:t>
+      </w:r>
+      <w:proofErr w:type="gramEnd"/>
+      <w:r>
+        <w:rPr>
+          <w:rFonts w:ascii="Times New Roman" w:hAnsi="Times New Roman" w:cs="Times New Roman"/>
+        </w:rPr>
+        <w:t xml:space="preserve"> yang </w:t>
       </w:r>
       <w:proofErr w:type="spellStart"/>
       <w:r>
@@ -40876,6 +40760,61 @@
         </w:rPr>
         <w:t xml:space="preserve"> dataset).</w:t>
       </w:r>
+      <w:r>
+        <w:rPr>
+          <w:rFonts w:ascii="Times New Roman" w:hAnsi="Times New Roman" w:cs="Times New Roman"/>
+        </w:rPr>
+        <w:t xml:space="preserve"> </w:t>
+      </w:r>
+      <w:hyperlink r:id="rId12" w:history="1">
+        <w:r>
+          <w:rPr>
+            <w:rStyle w:val="Hyperlink"/>
+            <w:rFonts w:ascii="Times New Roman" w:hAnsi="Times New Roman" w:cs="Times New Roman"/>
+          </w:rPr>
+          <w:t>https://www.kaggle.com/competitions/store-sales-time-series-forecasting/data</w:t>
+        </w:r>
+      </w:hyperlink>
+    </w:p>
+    <w:p>
+      <w:pPr>
+        <w:numPr>
+          <w:ilvl w:val="0"/>
+          <w:numId w:val="12"/>
+        </w:numPr>
+        <w:rPr>
+          <w:rFonts w:ascii="Times New Roman" w:hAnsi="Times New Roman" w:cs="Times New Roman"/>
+        </w:rPr>
+      </w:pPr>
+      <w:r>
+        <w:rPr>
+          <w:rFonts w:ascii="Times New Roman" w:hAnsi="Times New Roman" w:cs="Times New Roman"/>
+        </w:rPr>
+        <w:t xml:space="preserve">GitHub </w:t>
+      </w:r>
+      <w:proofErr w:type="gramStart"/>
+      <w:r>
+        <w:rPr>
+          <w:rFonts w:ascii="Times New Roman" w:hAnsi="Times New Roman" w:cs="Times New Roman"/>
+        </w:rPr>
+        <w:t>link :</w:t>
+      </w:r>
+      <w:proofErr w:type="gramEnd"/>
+      <w:r>
+        <w:rPr>
+          <w:rFonts w:ascii="Times New Roman" w:hAnsi="Times New Roman" w:cs="Times New Roman"/>
+        </w:rPr>
+        <w:t xml:space="preserve"> </w:t>
+      </w:r>
+      <w:hyperlink r:id="rId13" w:history="1">
+        <w:r>
+          <w:rPr>
+            <w:rStyle w:val="Hyperlink"/>
+            <w:rFonts w:ascii="Times New Roman" w:hAnsi="Times New Roman" w:cs="Times New Roman"/>
+          </w:rPr>
+          <w:t>https://github.com/Azrieldr/proyek_kasual</w:t>
+        </w:r>
+      </w:hyperlink>
     </w:p>
     <w:p>
       <w:pPr>
@@ -43723,6 +43662,7 @@
   <w:style w:type="character" w:default="1" w:styleId="DefaultParagraphFont">
     <w:name w:val="Default Paragraph Font"/>
     <w:uiPriority w:val="1"/>
+    <w:semiHidden/>
     <w:unhideWhenUsed/>
   </w:style>
   <w:style w:type="table" w:default="1" w:styleId="TableNormal">
@@ -44190,6 +44130,29 @@
       <w14:ligatures w14:val="none"/>
     </w:rPr>
   </w:style>
+  <w:style w:type="character" w:styleId="Hyperlink">
+    <w:name w:val="Hyperlink"/>
+    <w:basedOn w:val="DefaultParagraphFont"/>
+    <w:uiPriority w:val="99"/>
+    <w:unhideWhenUsed/>
+    <w:rsid w:val="00D40253"/>
+    <w:rPr>
+      <w:color w:val="0563C1" w:themeColor="hyperlink"/>
+      <w:u w:val="single"/>
+    </w:rPr>
+  </w:style>
+  <w:style w:type="character" w:styleId="UnresolvedMention">
+    <w:name w:val="Unresolved Mention"/>
+    <w:basedOn w:val="DefaultParagraphFont"/>
+    <w:uiPriority w:val="99"/>
+    <w:semiHidden/>
+    <w:unhideWhenUsed/>
+    <w:rsid w:val="00D40253"/>
+    <w:rPr>
+      <w:color w:val="605E5C"/>
+      <w:shd w:val="clear" w:color="auto" w:fill="E1DFDD"/>
+    </w:rPr>
+  </w:style>
 </w:styles>
 </file>
 
